--- a/whatdidido.docx
+++ b/whatdidido.docx
@@ -157,6 +157,183 @@
           <w:lang w:val="en-US"/>
         </w:rPr>
         <w:t>Ademas de eso usamos una base de datos MariaDB, en ella almacenaremos los datos a manejar en el sistema, asi que la implementamos con el codigo y su sintaxis SQL correspondiente, que es igual a la de MySQL.</w:t>
+      </w:r>
+    </w:p>
+    <w:p>
+      <w:pPr>
+        <w:jc w:val="both"/>
+        <w:rPr>
+          <w:rFonts w:hint="default"/>
+          <w:lang w:val="en-US"/>
+        </w:rPr>
+      </w:pPr>
+    </w:p>
+    <w:p>
+      <w:pPr>
+        <w:jc w:val="both"/>
+      </w:pPr>
+      <w:r>
+        <w:drawing>
+          <wp:inline distT="0" distB="0" distL="114300" distR="114300">
+            <wp:extent cx="5266690" cy="2938145"/>
+            <wp:effectExtent l="0" t="0" r="10160" b="14605"/>
+            <wp:docPr id="1" name="Picture 1"/>
+            <wp:cNvGraphicFramePr>
+              <a:graphicFrameLocks xmlns:a="http://schemas.openxmlformats.org/drawingml/2006/main" noChangeAspect="1"/>
+            </wp:cNvGraphicFramePr>
+            <a:graphic xmlns:a="http://schemas.openxmlformats.org/drawingml/2006/main">
+              <a:graphicData uri="http://schemas.openxmlformats.org/drawingml/2006/picture">
+                <pic:pic xmlns:pic="http://schemas.openxmlformats.org/drawingml/2006/picture">
+                  <pic:nvPicPr>
+                    <pic:cNvPr id="1" name="Picture 1"/>
+                    <pic:cNvPicPr>
+                      <a:picLocks noChangeAspect="1"/>
+                    </pic:cNvPicPr>
+                  </pic:nvPicPr>
+                  <pic:blipFill>
+                    <a:blip r:embed="rId4"/>
+                    <a:stretch>
+                      <a:fillRect/>
+                    </a:stretch>
+                  </pic:blipFill>
+                  <pic:spPr>
+                    <a:xfrm>
+                      <a:off x="0" y="0"/>
+                      <a:ext cx="5266690" cy="2938145"/>
+                    </a:xfrm>
+                    <a:prstGeom prst="rect">
+                      <a:avLst/>
+                    </a:prstGeom>
+                    <a:noFill/>
+                    <a:ln>
+                      <a:noFill/>
+                    </a:ln>
+                  </pic:spPr>
+                </pic:pic>
+              </a:graphicData>
+            </a:graphic>
+          </wp:inline>
+        </w:drawing>
+      </w:r>
+    </w:p>
+    <w:p>
+      <w:pPr>
+        <w:jc w:val="both"/>
+      </w:pPr>
+    </w:p>
+    <w:p>
+      <w:pPr>
+        <w:jc w:val="both"/>
+        <w:rPr>
+          <w:rFonts w:hint="default"/>
+          <w:lang w:val="en-US"/>
+        </w:rPr>
+      </w:pPr>
+      <w:r>
+        <w:rPr>
+          <w:rFonts w:hint="default"/>
+          <w:lang w:val="en-US"/>
+        </w:rPr>
+        <w:t>Design de ventanas para el programa</w:t>
+      </w:r>
+    </w:p>
+    <w:p>
+      <w:pPr>
+        <w:jc w:val="both"/>
+        <w:rPr>
+          <w:rFonts w:hint="default"/>
+          <w:lang w:val="en-US"/>
+        </w:rPr>
+      </w:pPr>
+    </w:p>
+    <w:p>
+      <w:pPr>
+        <w:jc w:val="both"/>
+      </w:pPr>
+      <w:r>
+        <w:rPr>
+          <w:rFonts w:hint="default"/>
+          <w:lang w:val="de-DE"/>
+        </w:rPr>
+        <w:t xml:space="preserve">Empezamos el programa con las vinculaciones de la primera ventana que tenemos </w:t>
+      </w:r>
+      <w:r>
+        <w:rPr>
+          <w:rFonts w:hint="default"/>
+          <w:lang w:val="de-DE"/>
+        </w:rPr>
+        <w:br w:type="textWrapping"/>
+      </w:r>
+      <w:r>
+        <w:rPr>
+          <w:rFonts w:hint="default"/>
+          <w:lang w:val="de-DE"/>
+        </w:rPr>
+        <w:br w:type="textWrapping"/>
+      </w:r>
+      <w:r>
+        <w:drawing>
+          <wp:inline distT="0" distB="0" distL="114300" distR="114300">
+            <wp:extent cx="5273675" cy="3044190"/>
+            <wp:effectExtent l="0" t="0" r="3175" b="3810"/>
+            <wp:docPr id="2" name="Picture 2"/>
+            <wp:cNvGraphicFramePr>
+              <a:graphicFrameLocks xmlns:a="http://schemas.openxmlformats.org/drawingml/2006/main" noChangeAspect="1"/>
+            </wp:cNvGraphicFramePr>
+            <a:graphic xmlns:a="http://schemas.openxmlformats.org/drawingml/2006/main">
+              <a:graphicData uri="http://schemas.openxmlformats.org/drawingml/2006/picture">
+                <pic:pic xmlns:pic="http://schemas.openxmlformats.org/drawingml/2006/picture">
+                  <pic:nvPicPr>
+                    <pic:cNvPr id="2" name="Picture 2"/>
+                    <pic:cNvPicPr>
+                      <a:picLocks noChangeAspect="1"/>
+                    </pic:cNvPicPr>
+                  </pic:nvPicPr>
+                  <pic:blipFill>
+                    <a:blip r:embed="rId5"/>
+                    <a:stretch>
+                      <a:fillRect/>
+                    </a:stretch>
+                  </pic:blipFill>
+                  <pic:spPr>
+                    <a:xfrm>
+                      <a:off x="0" y="0"/>
+                      <a:ext cx="5273675" cy="3044190"/>
+                    </a:xfrm>
+                    <a:prstGeom prst="rect">
+                      <a:avLst/>
+                    </a:prstGeom>
+                    <a:noFill/>
+                    <a:ln>
+                      <a:noFill/>
+                    </a:ln>
+                  </pic:spPr>
+                </pic:pic>
+              </a:graphicData>
+            </a:graphic>
+          </wp:inline>
+        </w:drawing>
+      </w:r>
+    </w:p>
+    <w:p>
+      <w:pPr>
+        <w:jc w:val="both"/>
+      </w:pPr>
+    </w:p>
+    <w:p>
+      <w:pPr>
+        <w:jc w:val="both"/>
+        <w:rPr>
+          <w:rFonts w:hint="default"/>
+          <w:lang w:val="de-DE"/>
+        </w:rPr>
+      </w:pPr>
+      <w:r>
+        <w:rPr>
+          <w:rFonts w:hint="default"/>
+          <w:lang w:val="de-DE"/>
+        </w:rPr>
+        <w:t>PyQt tiene su propio conjunto de herramientas y palabras clave para manipular los elemento e interacciones que se hagan en el programa, cada ventana seria una clase en python e internamente se definen las funciones para que se realize la accion que queramos en cualquier caso posible que programemos.</w:t>
       </w:r>
       <w:bookmarkStart w:id="0" w:name="_GoBack"/>
       <w:bookmarkEnd w:id="0"/>
